--- a/por/docx/32.content.docx
+++ b/por/docx/32.content.docx
@@ -19,7 +19,7 @@
         <w:rPr>
           <w:lang w:val="pt_PT" w:bidi="pt_PT"/>
         </w:rPr>
-        <w:t>Resource: Notas de Estudo - Introduções aos Livros (Tyndale)</w:t>
+        <w:t>Resource: Tyndale Open Study Notes</w:t>
       </w:r>
       <w:r>
         <w:rPr>
@@ -112,7 +112,7 @@
         <w:rPr>
           <w:lang w:val="pt_PT" w:bidi="pt_PT"/>
         </w:rPr>
-        <w:t>Notas de Estudo - Introduções aos Livros (Tyndale)</w:t>
+        <w:t>Tyndale Open Study Notes</w:t>
       </w:r>
     </w:p>
     <w:p>

--- a/por/docx/32.content.docx
+++ b/por/docx/32.content.docx
@@ -19,7 +19,7 @@
         <w:rPr>
           <w:lang w:val="pt_PT" w:bidi="pt_PT"/>
         </w:rPr>
-        <w:t>Resource: Tyndale Open Study Notes</w:t>
+        <w:t>Resource: Aquifer Open Study Notes (Book Intros)</w:t>
       </w:r>
       <w:r>
         <w:rPr>
@@ -112,7 +112,7 @@
         <w:rPr>
           <w:lang w:val="pt_PT" w:bidi="pt_PT"/>
         </w:rPr>
-        <w:t>Tyndale Open Study Notes</w:t>
+        <w:t>Aquifer Open Study Notes (Book Intros)</w:t>
       </w:r>
     </w:p>
     <w:p>

--- a/por/docx/32.content.docx
+++ b/por/docx/32.content.docx
@@ -258,54 +258,36 @@
         </w:rPr>
         <w:t xml:space="preserve">Jonas foi um profeta no reino do norte de Israel durante o reinado politicamente próspero, mas espiritualmente sombrio de Jeroboão II (793–753 a.C.). Apesar das falhas espirituais de Jeroboão (veja </w:t>
       </w:r>
-      <w:hyperlink r:id="rId13">
-        <w:r>
-          <w:rPr>
-            <w:lang w:val="pt_PT" w:bidi="pt_PT"/>
-          </w:rPr>
-          <w:rPr>
-            <w:color w:val="0000EE"/>
-            <w:u w:val="single"/>
-          </w:rPr>
-          <w:t>2Rs 14.23–24</w:t>
-        </w:r>
-      </w:hyperlink>
+      <w:r>
+        <w:rPr>
+          <w:lang w:val="pt_PT" w:bidi="pt_PT"/>
+        </w:rPr>
+        <w:t>2Rs 14.23–24</w:t>
+      </w:r>
       <w:r>
         <w:rPr>
           <w:lang w:val="pt_PT" w:bidi="pt_PT"/>
         </w:rPr>
         <w:t>), seu território continuou a se expandir, como Jonas previu (</w:t>
       </w:r>
-      <w:hyperlink r:id="rId14">
-        <w:r>
-          <w:rPr>
-            <w:lang w:val="pt_PT" w:bidi="pt_PT"/>
-          </w:rPr>
-          <w:rPr>
-            <w:color w:val="0000EE"/>
-            <w:u w:val="single"/>
-          </w:rPr>
-          <w:t>2Rs 14.25</w:t>
-        </w:r>
-      </w:hyperlink>
+      <w:r>
+        <w:rPr>
+          <w:lang w:val="pt_PT" w:bidi="pt_PT"/>
+        </w:rPr>
+        <w:t>2Rs 14.25</w:t>
+      </w:r>
       <w:r>
         <w:rPr>
           <w:lang w:val="pt_PT" w:bidi="pt_PT"/>
         </w:rPr>
         <w:t xml:space="preserve">), aproximadamente voltando ao que tinha sido nos dias de glória de Davi e Salomão (veja </w:t>
       </w:r>
-      <w:hyperlink r:id="rId15">
-        <w:r>
-          <w:rPr>
-            <w:lang w:val="pt_PT" w:bidi="pt_PT"/>
-          </w:rPr>
-          <w:rPr>
-            <w:color w:val="0000EE"/>
-            <w:u w:val="single"/>
-          </w:rPr>
-          <w:t>1Rs 8.65</w:t>
-        </w:r>
-      </w:hyperlink>
+      <w:r>
+        <w:rPr>
+          <w:lang w:val="pt_PT" w:bidi="pt_PT"/>
+        </w:rPr>
+        <w:t>1Rs 8.65</w:t>
+      </w:r>
       <w:r>
         <w:rPr>
           <w:lang w:val="pt_PT" w:bidi="pt_PT"/>
@@ -326,18 +308,12 @@
         </w:rPr>
         <w:t>Naquela época, Nínive era uma cidade-chave no Império Assírio. O poder da Assíria havia crescido nas décadas anteriores. Salmaneser III da Assíria (858–824 a.C.) havia estendido a influência do império profundamente na Palestina. Os anais assírios desse período registram Salmaneser confrontando o rei israelita Acabe (</w:t>
       </w:r>
-      <w:hyperlink r:id="rId16">
-        <w:r>
-          <w:rPr>
-            <w:lang w:val="pt_PT" w:bidi="pt_PT"/>
-          </w:rPr>
-          <w:rPr>
-            <w:color w:val="0000EE"/>
-            <w:u w:val="single"/>
-          </w:rPr>
-          <w:t>1Rs 17.1–22.53</w:t>
-        </w:r>
-      </w:hyperlink>
+      <w:r>
+        <w:rPr>
+          <w:lang w:val="pt_PT" w:bidi="pt_PT"/>
+        </w:rPr>
+        <w:t>1Rs 17.1–22.53</w:t>
+      </w:r>
       <w:r>
         <w:rPr>
           <w:lang w:val="pt_PT" w:bidi="pt_PT"/>
@@ -383,54 +359,36 @@
         </w:rPr>
         <w:t xml:space="preserve">O livro de Jonas se divide naturalmente em duas partes. </w:t>
       </w:r>
-      <w:hyperlink r:id="rId17">
-        <w:r>
-          <w:rPr>
-            <w:lang w:val="pt_PT" w:bidi="pt_PT"/>
-          </w:rPr>
-          <w:rPr>
-            <w:color w:val="0000EE"/>
-            <w:u w:val="single"/>
-          </w:rPr>
-          <w:t>Capítulos 1–2</w:t>
-        </w:r>
-      </w:hyperlink>
+      <w:r>
+        <w:rPr>
+          <w:lang w:val="pt_PT" w:bidi="pt_PT"/>
+        </w:rPr>
+        <w:t>Capítulos 1–2</w:t>
+      </w:r>
       <w:r>
         <w:rPr>
           <w:lang w:val="pt_PT" w:bidi="pt_PT"/>
         </w:rPr>
         <w:t xml:space="preserve"> relatam a rejeição inicial de Jonas à missão dada pelo Senhor para avisar Nínive sobre o julgamento que havia sido provocado por causa de sua maldade. Em vez de se dirigir a Nínive, Jonas embarcou em um navio na direção oposta (</w:t>
       </w:r>
-      <w:hyperlink r:id="rId18">
-        <w:r>
-          <w:rPr>
-            <w:lang w:val="pt_PT" w:bidi="pt_PT"/>
-          </w:rPr>
-          <w:rPr>
-            <w:color w:val="0000EE"/>
-            <w:u w:val="single"/>
-          </w:rPr>
-          <w:t>1.3</w:t>
-        </w:r>
-      </w:hyperlink>
+      <w:r>
+        <w:rPr>
+          <w:lang w:val="pt_PT" w:bidi="pt_PT"/>
+        </w:rPr>
+        <w:t>1.3</w:t>
+      </w:r>
       <w:r>
         <w:rPr>
           <w:lang w:val="pt_PT" w:bidi="pt_PT"/>
         </w:rPr>
         <w:t>). Mas o Senhor enviou uma tempestade furiosa para disciplinar o profeta. Após uma tentativa frenética dos marinheiros pagãos de apaziguar qualquer deus que tivesse sido ofendido, Jonas foi "descoberto" e relutantemente lançado ao mar. Deus então demonstrou seu poder acalmando a tempestade e, em uma reviravolta irônica, os marinheiros pagãos adoraram a Deus enquanto seu profeta presumivelmente mergulhava para uma morte vergonhosa. Mas Deus tinha planos para salvar Jonas. Jonas foi engolido por um "Grande peixe", dentro do qual aparentemente se arrependeu (</w:t>
       </w:r>
-      <w:hyperlink r:id="rId19">
-        <w:r>
-          <w:rPr>
-            <w:lang w:val="pt_PT" w:bidi="pt_PT"/>
-          </w:rPr>
-          <w:rPr>
-            <w:color w:val="0000EE"/>
-            <w:u w:val="single"/>
-          </w:rPr>
-          <w:t>cap. 2</w:t>
-        </w:r>
-      </w:hyperlink>
+      <w:r>
+        <w:rPr>
+          <w:lang w:val="pt_PT" w:bidi="pt_PT"/>
+        </w:rPr>
+        <w:t>cap. 2</w:t>
+      </w:r>
       <w:r>
         <w:rPr>
           <w:lang w:val="pt_PT" w:bidi="pt_PT"/>
@@ -451,72 +409,48 @@
         </w:rPr>
         <w:t xml:space="preserve">Nos </w:t>
       </w:r>
-      <w:hyperlink r:id="rId20">
-        <w:r>
-          <w:rPr>
-            <w:lang w:val="pt_PT" w:bidi="pt_PT"/>
-          </w:rPr>
-          <w:rPr>
-            <w:color w:val="0000EE"/>
-            <w:u w:val="single"/>
-          </w:rPr>
-          <w:t>capítulos 3–4</w:t>
-        </w:r>
-      </w:hyperlink>
+      <w:r>
+        <w:rPr>
+          <w:lang w:val="pt_PT" w:bidi="pt_PT"/>
+        </w:rPr>
+        <w:t>capítulos 3–4</w:t>
+      </w:r>
       <w:r>
         <w:rPr>
           <w:lang w:val="pt_PT" w:bidi="pt_PT"/>
         </w:rPr>
         <w:t>, Deus reafirmou a missão do profeta para pregar em Nínive, e desta vez, Jonas obedeceu. Nínive se arrependeu em massa ao ouvir os avisos de Jonas (</w:t>
       </w:r>
-      <w:hyperlink r:id="rId21">
-        <w:r>
-          <w:rPr>
-            <w:lang w:val="pt_PT" w:bidi="pt_PT"/>
-          </w:rPr>
-          <w:rPr>
-            <w:color w:val="0000EE"/>
-            <w:u w:val="single"/>
-          </w:rPr>
-          <w:t>cap. 3</w:t>
-        </w:r>
-      </w:hyperlink>
+      <w:r>
+        <w:rPr>
+          <w:lang w:val="pt_PT" w:bidi="pt_PT"/>
+        </w:rPr>
+        <w:t>cap. 3</w:t>
+      </w:r>
       <w:r>
         <w:rPr>
           <w:lang w:val="pt_PT" w:bidi="pt_PT"/>
         </w:rPr>
         <w:t>), e Deus se absteve de executar o julgamento que Jonas havia anunciado que estava por vir (</w:t>
       </w:r>
-      <w:hyperlink r:id="rId22">
-        <w:r>
-          <w:rPr>
-            <w:lang w:val="pt_PT" w:bidi="pt_PT"/>
-          </w:rPr>
-          <w:rPr>
-            <w:color w:val="0000EE"/>
-            <w:u w:val="single"/>
-          </w:rPr>
-          <w:t>3.10</w:t>
-        </w:r>
-      </w:hyperlink>
+      <w:r>
+        <w:rPr>
+          <w:lang w:val="pt_PT" w:bidi="pt_PT"/>
+        </w:rPr>
+        <w:t>3.10</w:t>
+      </w:r>
       <w:r>
         <w:rPr>
           <w:lang w:val="pt_PT" w:bidi="pt_PT"/>
         </w:rPr>
         <w:t>). Em outro toque de ironia, Jonas não conseguiu aceitar a demonstração de misericórdia de Deus em relação aos inimigos de Israel. Jonas passou da raiva ao desespero (</w:t>
       </w:r>
-      <w:hyperlink r:id="rId23">
-        <w:r>
-          <w:rPr>
-            <w:lang w:val="pt_PT" w:bidi="pt_PT"/>
-          </w:rPr>
-          <w:rPr>
-            <w:color w:val="0000EE"/>
-            <w:u w:val="single"/>
-          </w:rPr>
-          <w:t>cap. 4</w:t>
-        </w:r>
-      </w:hyperlink>
+      <w:r>
+        <w:rPr>
+          <w:lang w:val="pt_PT" w:bidi="pt_PT"/>
+        </w:rPr>
+        <w:t>cap. 4</w:t>
+      </w:r>
       <w:r>
         <w:rPr>
           <w:lang w:val="pt_PT" w:bidi="pt_PT"/>
@@ -586,18 +520,12 @@
         </w:rPr>
         <w:t xml:space="preserve">? Muitos insistem que o livro é fictício porque descreve eventos milagrosos, e diversas tentativas foram feitas para classificá-lo de acordo com algum gênero literário não histórico, como parábola ou história didática. Embora o autor de Jonas tenha utilizado certos recursos literários para transmitir sua mensagem (o uso de poesia, ironia e linguagem comum às parábolas), o livro se apresenta como um relato histórico (veja </w:t>
       </w:r>
-      <w:hyperlink r:id="rId24">
-        <w:r>
-          <w:rPr>
-            <w:lang w:val="pt_PT" w:bidi="pt_PT"/>
-          </w:rPr>
-          <w:rPr>
-            <w:color w:val="0000EE"/>
-            <w:u w:val="single"/>
-          </w:rPr>
-          <w:t>1.1</w:t>
-        </w:r>
-      </w:hyperlink>
+      <w:r>
+        <w:rPr>
+          <w:lang w:val="pt_PT" w:bidi="pt_PT"/>
+        </w:rPr>
+        <w:t>1.1</w:t>
+      </w:r>
       <w:r>
         <w:rPr>
           <w:lang w:val="pt_PT" w:bidi="pt_PT"/>
@@ -629,18 +557,12 @@
         </w:rPr>
         <w:t>Jonas é único entre os livros proféticos. Ele narra o envio de um profeta por Deus à Assíria, um inimigo de Israel, e o arrependimento generalizado que resultou disso. A lição que Jonas aprendeu foi uma que toda a nação de Israel precisava: “Minha salvação vem somente do Senhor” (</w:t>
       </w:r>
-      <w:hyperlink r:id="rId25">
-        <w:r>
-          <w:rPr>
-            <w:lang w:val="pt_PT" w:bidi="pt_PT"/>
-          </w:rPr>
-          <w:rPr>
-            <w:color w:val="0000EE"/>
-            <w:u w:val="single"/>
-          </w:rPr>
-          <w:t>2.9</w:t>
-        </w:r>
-      </w:hyperlink>
+      <w:r>
+        <w:rPr>
+          <w:lang w:val="pt_PT" w:bidi="pt_PT"/>
+        </w:rPr>
+        <w:t>2.9</w:t>
+      </w:r>
       <w:r>
         <w:rPr>
           <w:lang w:val="pt_PT" w:bidi="pt_PT"/>
@@ -660,18 +582,12 @@
         </w:rPr>
         <w:t xml:space="preserve">Senhor). A salvação é do Senhor para dar a quem ele quiser, e aqueles que receberam a misericórdia de Deus não devem tentar restringir o fluxo da misericórdia de Deus para os outros, mesmo seus inimigos (veja </w:t>
       </w:r>
-      <w:hyperlink r:id="rId23">
-        <w:r>
-          <w:rPr>
-            <w:lang w:val="pt_PT" w:bidi="pt_PT"/>
-          </w:rPr>
-          <w:rPr>
-            <w:color w:val="0000EE"/>
-            <w:u w:val="single"/>
-          </w:rPr>
-          <w:t>cap. 4</w:t>
-        </w:r>
-      </w:hyperlink>
+      <w:r>
+        <w:rPr>
+          <w:lang w:val="pt_PT" w:bidi="pt_PT"/>
+        </w:rPr>
+        <w:t>cap. 4</w:t>
+      </w:r>
       <w:r>
         <w:rPr>
           <w:lang w:val="pt_PT" w:bidi="pt_PT"/>
@@ -692,72 +608,48 @@
         </w:rPr>
         <w:t>A salvação — seja da ameaça de dano físico ou de julgamento — está diretamente relacionada à soberania de Deus. Os marinheiros foram salvos depois que Deus acalmou a tempestade. Jonas foi salvo de se afogar quando Deus enviou o peixe para engoli-lo. Não há domínio, mesmo nas profundezas do oceano, do qual Deus não possa libertar e proteger a vida humana. Da mesma forma, não há nação que Deus não possa julgar (</w:t>
       </w:r>
-      <w:hyperlink r:id="rId26">
-        <w:r>
-          <w:rPr>
-            <w:lang w:val="pt_PT" w:bidi="pt_PT"/>
-          </w:rPr>
-          <w:rPr>
-            <w:color w:val="0000EE"/>
-            <w:u w:val="single"/>
-          </w:rPr>
-          <w:t>3.4</w:t>
-        </w:r>
-      </w:hyperlink>
+      <w:r>
+        <w:rPr>
+          <w:lang w:val="pt_PT" w:bidi="pt_PT"/>
+        </w:rPr>
+        <w:t>3.4</w:t>
+      </w:r>
       <w:r>
         <w:rPr>
           <w:lang w:val="pt_PT" w:bidi="pt_PT"/>
         </w:rPr>
         <w:t>,</w:t>
       </w:r>
-      <w:hyperlink r:id="rId27">
-        <w:r>
-          <w:rPr>
-            <w:lang w:val="pt_PT" w:bidi="pt_PT"/>
-          </w:rPr>
-          <w:rPr>
-            <w:color w:val="0000EE"/>
-            <w:u w:val="single"/>
-          </w:rPr>
-          <w:t>9</w:t>
-        </w:r>
-      </w:hyperlink>
+      <w:r>
+        <w:rPr>
+          <w:lang w:val="pt_PT" w:bidi="pt_PT"/>
+        </w:rPr>
+        <w:t>9</w:t>
+      </w:r>
       <w:r>
         <w:rPr>
           <w:lang w:val="pt_PT" w:bidi="pt_PT"/>
         </w:rPr>
         <w:t>) ou salvar do julgamento (</w:t>
       </w:r>
-      <w:hyperlink r:id="rId22">
-        <w:r>
-          <w:rPr>
-            <w:lang w:val="pt_PT" w:bidi="pt_PT"/>
-          </w:rPr>
-          <w:rPr>
-            <w:color w:val="0000EE"/>
-            <w:u w:val="single"/>
-          </w:rPr>
-          <w:t>3.10</w:t>
-        </w:r>
-      </w:hyperlink>
+      <w:r>
+        <w:rPr>
+          <w:lang w:val="pt_PT" w:bidi="pt_PT"/>
+        </w:rPr>
+        <w:t>3.10</w:t>
+      </w:r>
       <w:r>
         <w:rPr>
           <w:lang w:val="pt_PT" w:bidi="pt_PT"/>
         </w:rPr>
         <w:t xml:space="preserve">; veja </w:t>
       </w:r>
-      <w:hyperlink r:id="rId28">
-        <w:r>
-          <w:rPr>
-            <w:lang w:val="pt_PT" w:bidi="pt_PT"/>
-          </w:rPr>
-          <w:rPr>
-            <w:color w:val="0000EE"/>
-            <w:u w:val="single"/>
-          </w:rPr>
-          <w:t>Jr 18.7–10</w:t>
-        </w:r>
-      </w:hyperlink>
+      <w:r>
+        <w:rPr>
+          <w:lang w:val="pt_PT" w:bidi="pt_PT"/>
+        </w:rPr>
+        <w:t>Jr 18.7–10</w:t>
+      </w:r>
       <w:r>
         <w:rPr>
           <w:lang w:val="pt_PT" w:bidi="pt_PT"/>
@@ -778,54 +670,36 @@
         </w:rPr>
         <w:t xml:space="preserve">O livro de Jonas afirma que, muito antes de Cristo vir, Deus estava ansioso para levar a salvação além das fronteiras de Israel. Israel era seu povo de aliança, mas desde o início seu desejo era abençoar as nações através de Israel (veja </w:t>
       </w:r>
-      <w:hyperlink r:id="rId29">
-        <w:r>
-          <w:rPr>
-            <w:lang w:val="pt_PT" w:bidi="pt_PT"/>
-          </w:rPr>
-          <w:rPr>
-            <w:color w:val="0000EE"/>
-            <w:u w:val="single"/>
-          </w:rPr>
-          <w:t>Gn 12.3</w:t>
-        </w:r>
-      </w:hyperlink>
+      <w:r>
+        <w:rPr>
+          <w:lang w:val="pt_PT" w:bidi="pt_PT"/>
+        </w:rPr>
+        <w:t>Gn 12.3</w:t>
+      </w:r>
       <w:r>
         <w:rPr>
           <w:lang w:val="pt_PT" w:bidi="pt_PT"/>
         </w:rPr>
         <w:t>). O coração de Deus para as nações é que elas se afastem dos ídolos para conhecê-lo, o Deus do céu que criou o mundo (</w:t>
       </w:r>
-      <w:hyperlink r:id="rId30">
-        <w:r>
-          <w:rPr>
-            <w:lang w:val="pt_PT" w:bidi="pt_PT"/>
-          </w:rPr>
-          <w:rPr>
-            <w:color w:val="0000EE"/>
-            <w:u w:val="single"/>
-          </w:rPr>
-          <w:t>Jo 1.9</w:t>
-        </w:r>
-      </w:hyperlink>
+      <w:r>
+        <w:rPr>
+          <w:lang w:val="pt_PT" w:bidi="pt_PT"/>
+        </w:rPr>
+        <w:t>Jo 1.9</w:t>
+      </w:r>
       <w:r>
         <w:rPr>
           <w:lang w:val="pt_PT" w:bidi="pt_PT"/>
         </w:rPr>
         <w:t xml:space="preserve">; veja </w:t>
       </w:r>
-      <w:hyperlink r:id="rId31">
-        <w:r>
-          <w:rPr>
-            <w:lang w:val="pt_PT" w:bidi="pt_PT"/>
-          </w:rPr>
-          <w:rPr>
-            <w:color w:val="0000EE"/>
-            <w:u w:val="single"/>
-          </w:rPr>
-          <w:t>2Pe 3.9</w:t>
-        </w:r>
-      </w:hyperlink>
+      <w:r>
+        <w:rPr>
+          <w:lang w:val="pt_PT" w:bidi="pt_PT"/>
+        </w:rPr>
+        <w:t>2Pe 3.9</w:t>
+      </w:r>
       <w:r>
         <w:rPr>
           <w:lang w:val="pt_PT" w:bidi="pt_PT"/>
